--- a/第一周作业/系统开发工具基础_第1周实验报告_赵承刚_25020007177.docx
+++ b/第一周作业/系统开发工具基础_第1周实验报告_赵承刚_25020007177.docx
@@ -919,7 +919,25 @@
                 <w:color w:val="262626"/>
                 <w:sz w:val="19"/>
               </w:rPr>
-              <w:t xml:space="preserve"> 197609 0 Aug 24 17:11 ../</w:t>
+              <w:t xml:space="preserve"> 197609 0 Aug 24 17:11</w:t>
+            </w:r>
+            <w:proofErr w:type="gramStart"/>
+            <w:r>
+              <w:rPr>
+                <w:rFonts w:ascii="宋体" w:eastAsia="宋体" w:hAnsi="宋体"/>
+                <w:color w:val="262626"/>
+                <w:sz w:val="19"/>
+              </w:rPr>
+              <w:t xml:space="preserve"> ..</w:t>
+            </w:r>
+            <w:proofErr w:type="gramEnd"/>
+            <w:r>
+              <w:rPr>
+                <w:rFonts w:ascii="宋体" w:eastAsia="宋体" w:hAnsi="宋体"/>
+                <w:color w:val="262626"/>
+                <w:sz w:val="19"/>
+              </w:rPr>
+              <w:t>/</w:t>
             </w:r>
             <w:r>
               <w:rPr>
@@ -1572,7 +1590,6 @@
                 <w:sz w:val="19"/>
               </w:rPr>
               <w:br/>
-              <w:t>d</w:t>
             </w:r>
             <w:proofErr w:type="spellStart"/>
             <w:r>
@@ -1581,7 +1598,7 @@
                 <w:color w:val="262626"/>
                 <w:sz w:val="19"/>
               </w:rPr>
-              <w:t>illi@Dillion</w:t>
+              <w:t>dilli@Dillion</w:t>
             </w:r>
             <w:proofErr w:type="spellEnd"/>
             <w:r>
@@ -4720,7 +4737,7 @@
           <w:sz w:val="21"/>
           <w:lang w:eastAsia="zh-CN"/>
         </w:rPr>
-        <w:t>` 编译成功生成 PDF 文档，公式和表格交叉引用正常显示编号，无任何错误。</w:t>
+        <w:t>` 编译成功生成 PDF 文档，公式和表格交叉引用正常显示编号，无任何错误</w:t>
       </w:r>
     </w:p>
     <w:p>
